--- a/Yixin_Ding_20719599.docx
+++ b/Yixin_Ding_20719599.docx
@@ -189,6 +189,7 @@
       <w:r>
         <w:rPr>
           <w:rFonts w:eastAsia="宋体"/>
+          <w:noProof/>
           <w:lang w:val="en-GB"/>
         </w:rPr>
         <w:drawing>
@@ -281,7 +282,7 @@
           <w:noProof/>
         </w:rPr>
         <w:drawing>
-          <wp:inline distT="0" distB="0" distL="0" distR="0" wp14:anchorId="6A3600AF" wp14:editId="5ED5927F">
+          <wp:inline distT="0" distB="0" distL="0" distR="0" wp14:anchorId="6A3600AF" wp14:editId="34120930">
             <wp:extent cx="5732780" cy="3728085"/>
             <wp:effectExtent l="0" t="0" r="1270" b="5715"/>
             <wp:docPr id="27" name="Picture 27"/>
@@ -441,6 +442,7 @@
       <w:r>
         <w:rPr>
           <w:rFonts w:ascii="Times New Roman" w:hAnsi="Times New Roman" w:cs="Times New Roman"/>
+          <w:noProof/>
           <w:sz w:val="24"/>
           <w:szCs w:val="24"/>
           <w:lang w:val="en-US"/>
@@ -1779,11 +1781,6 @@
                 <v:textbox>
                   <w:txbxContent>
                     <w:p>
-                      <w:pPr>
-                        <w:rPr>
-                          <w:rFonts w:hint="eastAsia"/>
-                        </w:rPr>
-                      </w:pPr>
                       <w:r>
                         <w:rPr>
                           <w:rFonts w:hint="eastAsia"/>
@@ -2163,11 +2160,6 @@
                 <v:textbox>
                   <w:txbxContent>
                     <w:p>
-                      <w:pPr>
-                        <w:rPr>
-                          <w:rFonts w:hint="eastAsia"/>
-                        </w:rPr>
-                      </w:pPr>
                       <w:r>
                         <w:rPr>
                           <w:rFonts w:hint="eastAsia"/>
@@ -2409,11 +2401,6 @@
                 <v:textbox>
                   <w:txbxContent>
                     <w:p>
-                      <w:pPr>
-                        <w:rPr>
-                          <w:rFonts w:hint="eastAsia"/>
-                        </w:rPr>
-                      </w:pPr>
                       <w:r>
                         <w:rPr>
                           <w:rFonts w:hint="eastAsia"/>
@@ -2778,11 +2765,6 @@
                 <v:textbox>
                   <w:txbxContent>
                     <w:p>
-                      <w:pPr>
-                        <w:rPr>
-                          <w:rFonts w:hint="eastAsia"/>
-                        </w:rPr>
-                      </w:pPr>
                       <w:r>
                         <w:rPr>
                           <w:rFonts w:hint="eastAsia"/>
@@ -3186,11 +3168,6 @@
                 <v:textbox>
                   <w:txbxContent>
                     <w:p>
-                      <w:pPr>
-                        <w:rPr>
-                          <w:rFonts w:hint="eastAsia"/>
-                        </w:rPr>
-                      </w:pPr>
                       <w:r>
                         <w:rPr>
                           <w:rFonts w:hint="eastAsia"/>
@@ -3329,7 +3306,6 @@
           <w:lang w:eastAsia="zh-CN"/>
         </w:rPr>
       </w:pPr>
-      <w:proofErr w:type="spellStart"/>
       <w:r>
         <w:rPr>
           <w:rFonts w:ascii="Times New Roman" w:hAnsi="Times New Roman" w:cs="Times New Roman" w:hint="eastAsia"/>
@@ -3340,7 +3316,6 @@
         <w:lastRenderedPageBreak/>
         <w:t>i</w:t>
       </w:r>
-      <w:proofErr w:type="spellEnd"/>
       <w:r>
         <w:rPr>
           <w:rFonts w:ascii="Times New Roman" w:hAnsi="Times New Roman" w:cs="Times New Roman"/>
@@ -3350,7 +3325,6 @@
         </w:rPr>
         <w:t>)</w:t>
       </w:r>
-      <w:proofErr w:type="gramStart"/>
       <w:r>
         <w:rPr>
           <w:rFonts w:ascii="Times New Roman" w:hAnsi="Times New Roman" w:cs="Times New Roman" w:hint="eastAsia"/>
@@ -3358,17 +3332,7 @@
           <w:szCs w:val="24"/>
           <w:lang w:eastAsia="zh-CN"/>
         </w:rPr>
-        <w:t>The  Live</w:t>
-      </w:r>
-      <w:proofErr w:type="gramEnd"/>
-      <w:r>
-        <w:rPr>
-          <w:rFonts w:ascii="Times New Roman" w:hAnsi="Times New Roman" w:cs="Times New Roman" w:hint="eastAsia"/>
-          <w:sz w:val="24"/>
-          <w:szCs w:val="24"/>
-          <w:lang w:eastAsia="zh-CN"/>
-        </w:rPr>
-        <w:t xml:space="preserve"> Temperature Monitoring Graph:</w:t>
+        <w:t>The  Live Temperature Monitoring Graph:</w:t>
       </w:r>
     </w:p>
     <w:p>
@@ -3843,7 +3807,6 @@
         </w:rPr>
         <w:t xml:space="preserve"> </w:t>
       </w:r>
-      <w:proofErr w:type="spellStart"/>
       <w:r>
         <w:rPr>
           <w:rFonts w:eastAsia="宋体"/>
@@ -3851,7 +3814,6 @@
         </w:rPr>
         <w:t>temp_monitor.m</w:t>
       </w:r>
-      <w:proofErr w:type="spellEnd"/>
       <w:r>
         <w:rPr>
           <w:rFonts w:eastAsia="宋体" w:hint="eastAsia"/>
@@ -4386,47 +4348,7 @@
           <w:szCs w:val="24"/>
           <w:lang w:eastAsia="zh-CN"/>
         </w:rPr>
-        <w:t xml:space="preserve">second rolling live plot: title, labels, grid, </w:t>
-      </w:r>
-      <w:proofErr w:type="spellStart"/>
-      <w:r>
-        <w:rPr>
-          <w:rFonts w:ascii="Times New Roman" w:hAnsi="Times New Roman" w:cs="Times New Roman"/>
-          <w:sz w:val="24"/>
-          <w:szCs w:val="24"/>
-          <w:lang w:eastAsia="zh-CN"/>
-        </w:rPr>
-        <w:t>xlim</w:t>
-      </w:r>
-      <w:proofErr w:type="spellEnd"/>
-      <w:r>
-        <w:rPr>
-          <w:rFonts w:ascii="Times New Roman" w:hAnsi="Times New Roman" w:cs="Times New Roman"/>
-          <w:sz w:val="24"/>
-          <w:szCs w:val="24"/>
-          <w:lang w:eastAsia="zh-CN"/>
-        </w:rPr>
-        <w:t xml:space="preserve"> [0,60], </w:t>
-      </w:r>
-      <w:proofErr w:type="spellStart"/>
-      <w:r>
-        <w:rPr>
-          <w:rFonts w:ascii="Times New Roman" w:hAnsi="Times New Roman" w:cs="Times New Roman"/>
-          <w:sz w:val="24"/>
-          <w:szCs w:val="24"/>
-          <w:lang w:eastAsia="zh-CN"/>
-        </w:rPr>
-        <w:t>ylim</w:t>
-      </w:r>
-      <w:proofErr w:type="spellEnd"/>
-      <w:r>
-        <w:rPr>
-          <w:rFonts w:ascii="Times New Roman" w:hAnsi="Times New Roman" w:cs="Times New Roman"/>
-          <w:sz w:val="24"/>
-          <w:szCs w:val="24"/>
-          <w:lang w:eastAsia="zh-CN"/>
-        </w:rPr>
-        <w:t xml:space="preserve"> [24,27]</w:t>
+        <w:t>second rolling live plot: title, labels, grid, xlim [0,60], ylim [24,27]</w:t>
       </w:r>
       <w:r>
         <w:rPr>
@@ -5426,38 +5348,7 @@
           <w:szCs w:val="24"/>
           <w:lang w:eastAsia="zh-CN"/>
         </w:rPr>
-        <w:t xml:space="preserve">If t &gt; 60: trim data to last 60s, update </w:t>
-      </w:r>
-      <w:proofErr w:type="spellStart"/>
-      <w:proofErr w:type="gramStart"/>
-      <w:r>
-        <w:rPr>
-          <w:rFonts w:ascii="Times New Roman" w:hAnsi="Times New Roman" w:cs="Times New Roman"/>
-          <w:sz w:val="24"/>
-          <w:szCs w:val="24"/>
-          <w:lang w:eastAsia="zh-CN"/>
-        </w:rPr>
-        <w:t>xlim</w:t>
-      </w:r>
-      <w:proofErr w:type="spellEnd"/>
-      <w:r>
-        <w:rPr>
-          <w:rFonts w:ascii="Times New Roman" w:hAnsi="Times New Roman" w:cs="Times New Roman"/>
-          <w:sz w:val="24"/>
-          <w:szCs w:val="24"/>
-          <w:lang w:eastAsia="zh-CN"/>
-        </w:rPr>
-        <w:t>(</w:t>
-      </w:r>
-      <w:proofErr w:type="gramEnd"/>
-      <w:r>
-        <w:rPr>
-          <w:rFonts w:ascii="Times New Roman" w:hAnsi="Times New Roman" w:cs="Times New Roman"/>
-          <w:sz w:val="24"/>
-          <w:szCs w:val="24"/>
-          <w:lang w:eastAsia="zh-CN"/>
-        </w:rPr>
-        <w:t>[t-60, t]).</w:t>
+        <w:t>If t &gt; 60: trim data to last 60s, update xlim([t-60, t]).</w:t>
       </w:r>
     </w:p>
     <w:p>
@@ -5644,27 +5535,7 @@
           <w:szCs w:val="24"/>
           <w:lang w:eastAsia="zh-CN"/>
         </w:rPr>
-        <w:t>Update live plot with new data (</w:t>
-      </w:r>
-      <w:proofErr w:type="spellStart"/>
-      <w:r>
-        <w:rPr>
-          <w:rFonts w:ascii="Times New Roman" w:hAnsi="Times New Roman" w:cs="Times New Roman"/>
-          <w:sz w:val="24"/>
-          <w:szCs w:val="24"/>
-          <w:lang w:eastAsia="zh-CN"/>
-        </w:rPr>
-        <w:t>drawnow</w:t>
-      </w:r>
-      <w:proofErr w:type="spellEnd"/>
-      <w:r>
-        <w:rPr>
-          <w:rFonts w:ascii="Times New Roman" w:hAnsi="Times New Roman" w:cs="Times New Roman"/>
-          <w:sz w:val="24"/>
-          <w:szCs w:val="24"/>
-          <w:lang w:eastAsia="zh-CN"/>
-        </w:rPr>
-        <w:t>), maintain 1</w:t>
+        <w:t>Update live plot with new data (drawnow), maintain 1</w:t>
       </w:r>
       <w:r>
         <w:rPr>
@@ -5933,11 +5804,6 @@
                 <v:textbox>
                   <w:txbxContent>
                     <w:p>
-                      <w:pPr>
-                        <w:rPr>
-                          <w:rFonts w:hint="eastAsia"/>
-                        </w:rPr>
-                      </w:pPr>
                       <w:r>
                         <w:rPr>
                           <w:rFonts w:hint="eastAsia"/>
@@ -6226,11 +6092,6 @@
                 <v:textbox>
                   <w:txbxContent>
                     <w:p>
-                      <w:pPr>
-                        <w:rPr>
-                          <w:rFonts w:hint="eastAsia"/>
-                        </w:rPr>
-                      </w:pPr>
                       <w:r>
                         <w:rPr>
                           <w:rFonts w:hint="eastAsia"/>
@@ -6444,11 +6305,6 @@
                 <v:textbox>
                   <w:txbxContent>
                     <w:p>
-                      <w:pPr>
-                        <w:rPr>
-                          <w:rFonts w:hint="eastAsia"/>
-                        </w:rPr>
-                      </w:pPr>
                       <w:r>
                         <w:rPr>
                           <w:rFonts w:hint="eastAsia"/>
@@ -6813,11 +6669,6 @@
                 <v:textbox>
                   <w:txbxContent>
                     <w:p>
-                      <w:pPr>
-                        <w:rPr>
-                          <w:rFonts w:hint="eastAsia"/>
-                        </w:rPr>
-                      </w:pPr>
                       <w:r>
                         <w:rPr>
                           <w:rFonts w:hint="eastAsia"/>
@@ -7221,11 +7072,6 @@
                 <v:textbox>
                   <w:txbxContent>
                     <w:p>
-                      <w:pPr>
-                        <w:rPr>
-                          <w:rFonts w:hint="eastAsia"/>
-                        </w:rPr>
-                      </w:pPr>
                       <w:r>
                         <w:rPr>
                           <w:rFonts w:hint="eastAsia"/>
@@ -7375,26 +7221,212 @@
     <w:p>
       <w:pPr>
         <w:spacing w:line="259" w:lineRule="auto"/>
-        <w:jc w:val="center"/>
-        <w:rPr>
-          <w:rFonts w:ascii="Times New Roman" w:eastAsia="等线" w:hAnsi="Times New Roman" w:cs="Times New Roman"/>
-          <w:sz w:val="24"/>
-          <w:szCs w:val="24"/>
-          <w:lang w:val="en-US" w:eastAsia="zh-CN"/>
+        <w:rPr>
+          <w:rFonts w:ascii="Times New Roman" w:hAnsi="Times New Roman" w:cs="Times New Roman"/>
+          <w:sz w:val="24"/>
+          <w:szCs w:val="24"/>
+          <w:lang w:eastAsia="zh-CN"/>
         </w:rPr>
       </w:pPr>
     </w:p>
     <w:p>
       <w:pPr>
         <w:spacing w:line="259" w:lineRule="auto"/>
-        <w:jc w:val="center"/>
-        <w:rPr>
-          <w:rFonts w:ascii="Times New Roman" w:eastAsia="等线" w:hAnsi="Times New Roman" w:cs="Times New Roman"/>
-          <w:sz w:val="24"/>
-          <w:szCs w:val="24"/>
-          <w:lang w:val="en-US" w:eastAsia="zh-CN"/>
-        </w:rPr>
-      </w:pPr>
+        <w:rPr>
+          <w:rFonts w:ascii="Times New Roman" w:hAnsi="Times New Roman" w:cs="Times New Roman"/>
+          <w:sz w:val="24"/>
+          <w:szCs w:val="24"/>
+          <w:lang w:eastAsia="zh-CN"/>
+        </w:rPr>
+      </w:pPr>
+      <w:r>
+        <w:rPr>
+          <w:rFonts w:ascii="Times New Roman" w:hAnsi="Times New Roman" w:cs="Times New Roman" w:hint="eastAsia"/>
+          <w:sz w:val="24"/>
+          <w:szCs w:val="24"/>
+          <w:lang w:eastAsia="zh-CN"/>
+        </w:rPr>
+        <w:t xml:space="preserve">l) </w:t>
+      </w:r>
+      <w:r>
+        <w:rPr>
+          <w:rFonts w:ascii="Times New Roman" w:hAnsi="Times New Roman" w:cs="Times New Roman"/>
+          <w:sz w:val="24"/>
+          <w:szCs w:val="24"/>
+          <w:lang w:eastAsia="zh-CN"/>
+        </w:rPr>
+        <w:t>Short Function Documentation for MATLAB doc command</w:t>
+      </w:r>
+      <w:r>
+        <w:rPr>
+          <w:rFonts w:ascii="Times New Roman" w:hAnsi="Times New Roman" w:cs="Times New Roman" w:hint="eastAsia"/>
+          <w:sz w:val="24"/>
+          <w:szCs w:val="24"/>
+          <w:lang w:eastAsia="zh-CN"/>
+        </w:rPr>
+        <w:t>:</w:t>
+      </w:r>
+    </w:p>
+    <w:p>
+      <w:pPr>
+        <w:spacing w:line="259" w:lineRule="auto"/>
+        <w:rPr>
+          <w:rFonts w:ascii="Times New Roman" w:hAnsi="Times New Roman" w:cs="Times New Roman"/>
+          <w:sz w:val="24"/>
+          <w:szCs w:val="24"/>
+          <w:lang w:eastAsia="zh-CN"/>
+        </w:rPr>
+      </w:pPr>
+      <w:r>
+        <w:rPr>
+          <w:rFonts w:ascii="Times New Roman" w:hAnsi="Times New Roman" w:cs="Times New Roman"/>
+          <w:sz w:val="24"/>
+          <w:szCs w:val="24"/>
+          <w:lang w:eastAsia="zh-CN"/>
+        </w:rPr>
+        <w:t>%TEMP_MONITOR Real-time temperature monitoring and visual alert system</w:t>
+      </w:r>
+    </w:p>
+    <w:p>
+      <w:pPr>
+        <w:spacing w:line="259" w:lineRule="auto"/>
+        <w:rPr>
+          <w:rFonts w:ascii="Times New Roman" w:hAnsi="Times New Roman" w:cs="Times New Roman"/>
+          <w:sz w:val="24"/>
+          <w:szCs w:val="24"/>
+          <w:lang w:eastAsia="zh-CN"/>
+        </w:rPr>
+      </w:pPr>
+      <w:r>
+        <w:rPr>
+          <w:rFonts w:ascii="Times New Roman" w:hAnsi="Times New Roman" w:cs="Times New Roman"/>
+          <w:sz w:val="24"/>
+          <w:szCs w:val="24"/>
+          <w:lang w:eastAsia="zh-CN"/>
+        </w:rPr>
+        <w:t>%TEMP_MONITOR(arduino) reads temperature from a thermistor on analog pin</w:t>
+      </w:r>
+    </w:p>
+    <w:p>
+      <w:pPr>
+        <w:spacing w:line="259" w:lineRule="auto"/>
+        <w:rPr>
+          <w:rFonts w:ascii="Times New Roman" w:hAnsi="Times New Roman" w:cs="Times New Roman"/>
+          <w:sz w:val="24"/>
+          <w:szCs w:val="24"/>
+          <w:lang w:eastAsia="zh-CN"/>
+        </w:rPr>
+      </w:pPr>
+      <w:r>
+        <w:rPr>
+          <w:rFonts w:ascii="Times New Roman" w:hAnsi="Times New Roman" w:cs="Times New Roman"/>
+          <w:sz w:val="24"/>
+          <w:szCs w:val="24"/>
+          <w:lang w:eastAsia="zh-CN"/>
+        </w:rPr>
+        <w:t>%A0 and displays live data in a scrolling plot (60-second window).</w:t>
+      </w:r>
+    </w:p>
+    <w:p>
+      <w:pPr>
+        <w:spacing w:line="259" w:lineRule="auto"/>
+        <w:rPr>
+          <w:rFonts w:ascii="Times New Roman" w:hAnsi="Times New Roman" w:cs="Times New Roman"/>
+          <w:sz w:val="24"/>
+          <w:szCs w:val="24"/>
+          <w:lang w:eastAsia="zh-CN"/>
+        </w:rPr>
+      </w:pPr>
+      <w:r>
+        <w:rPr>
+          <w:rFonts w:ascii="Times New Roman" w:hAnsi="Times New Roman" w:cs="Times New Roman"/>
+          <w:sz w:val="24"/>
+          <w:szCs w:val="24"/>
+          <w:lang w:eastAsia="zh-CN"/>
+        </w:rPr>
+        <w:lastRenderedPageBreak/>
+        <w:t>%It provides visual feedback using three LEDs: GREEN (stable 18-24°C),</w:t>
+      </w:r>
+    </w:p>
+    <w:p>
+      <w:pPr>
+        <w:spacing w:line="259" w:lineRule="auto"/>
+        <w:rPr>
+          <w:rFonts w:ascii="Times New Roman" w:hAnsi="Times New Roman" w:cs="Times New Roman"/>
+          <w:sz w:val="24"/>
+          <w:szCs w:val="24"/>
+          <w:lang w:eastAsia="zh-CN"/>
+        </w:rPr>
+      </w:pPr>
+      <w:r>
+        <w:rPr>
+          <w:rFonts w:ascii="Times New Roman" w:hAnsi="Times New Roman" w:cs="Times New Roman"/>
+          <w:sz w:val="24"/>
+          <w:szCs w:val="24"/>
+          <w:lang w:eastAsia="zh-CN"/>
+        </w:rPr>
+        <w:t>%YELLOW (blinking for &lt;18°C), RED (rapid flashing for &gt;24°C).</w:t>
+      </w:r>
+    </w:p>
+    <w:p>
+      <w:pPr>
+        <w:spacing w:line="259" w:lineRule="auto"/>
+        <w:rPr>
+          <w:rFonts w:ascii="Times New Roman" w:hAnsi="Times New Roman" w:cs="Times New Roman"/>
+          <w:sz w:val="24"/>
+          <w:szCs w:val="24"/>
+          <w:lang w:eastAsia="zh-CN"/>
+        </w:rPr>
+      </w:pPr>
+      <w:r>
+        <w:rPr>
+          <w:rFonts w:ascii="Times New Roman" w:hAnsi="Times New Roman" w:cs="Times New Roman"/>
+          <w:sz w:val="24"/>
+          <w:szCs w:val="24"/>
+          <w:lang w:eastAsia="zh-CN"/>
+        </w:rPr>
+        <w:t>%The plot auto-scales and updates every second with temperature data.</w:t>
+      </w:r>
+    </w:p>
+    <w:p>
+      <w:pPr>
+        <w:spacing w:line="259" w:lineRule="auto"/>
+        <w:rPr>
+          <w:rFonts w:ascii="Times New Roman" w:hAnsi="Times New Roman" w:cs="Times New Roman"/>
+          <w:sz w:val="24"/>
+          <w:szCs w:val="24"/>
+          <w:lang w:eastAsia="zh-CN"/>
+        </w:rPr>
+      </w:pPr>
+      <w:r>
+        <w:rPr>
+          <w:rFonts w:ascii="Times New Roman" w:hAnsi="Times New Roman" w:cs="Times New Roman"/>
+          <w:sz w:val="24"/>
+          <w:szCs w:val="24"/>
+          <w:lang w:eastAsia="zh-CN"/>
+        </w:rPr>
+        <w:t>%Connections: GREEN=D9, YELLOW=D10, RED=D11, Thermistor=A0.</w:t>
+      </w:r>
+    </w:p>
+    <w:p>
+      <w:pPr>
+        <w:spacing w:line="259" w:lineRule="auto"/>
+        <w:rPr>
+          <w:rFonts w:ascii="Times New Roman" w:hAnsi="Times New Roman" w:cs="Times New Roman"/>
+          <w:sz w:val="24"/>
+          <w:szCs w:val="24"/>
+          <w:lang w:eastAsia="zh-CN"/>
+        </w:rPr>
+      </w:pPr>
+      <w:r>
+        <w:rPr>
+          <w:rFonts w:ascii="Times New Roman" w:hAnsi="Times New Roman" w:cs="Times New Roman"/>
+          <w:sz w:val="24"/>
+          <w:szCs w:val="24"/>
+          <w:lang w:eastAsia="zh-CN"/>
+        </w:rPr>
+        <w:t>%Input: a - Arduino connection object.</w:t>
+      </w:r>
     </w:p>
     <w:p>
       <w:pPr>
@@ -7516,6 +7548,7 @@
       <w:r>
         <w:rPr>
           <w:rFonts w:eastAsia="宋体" w:hint="eastAsia"/>
+          <w:noProof/>
           <w:lang w:val="en-GB"/>
         </w:rPr>
         <mc:AlternateContent>
@@ -7591,6 +7624,7 @@
       <w:r>
         <w:rPr>
           <w:rFonts w:eastAsia="宋体" w:hint="eastAsia"/>
+          <w:noProof/>
           <w:lang w:val="en-GB"/>
         </w:rPr>
         <mc:AlternateContent>
@@ -7681,6 +7715,7 @@
       <w:r>
         <w:rPr>
           <w:rFonts w:eastAsia="宋体" w:hint="eastAsia"/>
+          <w:noProof/>
           <w:lang w:val="en-GB"/>
         </w:rPr>
         <mc:AlternateContent>
@@ -7766,6 +7801,7 @@
       <w:r>
         <w:rPr>
           <w:rFonts w:eastAsia="宋体" w:hint="eastAsia"/>
+          <w:noProof/>
           <w:lang w:val="en-GB"/>
         </w:rPr>
         <mc:AlternateContent>
@@ -7857,7 +7893,6 @@
         </w:rPr>
         <w:t xml:space="preserve"> </w:t>
       </w:r>
-      <w:proofErr w:type="spellStart"/>
       <w:r>
         <w:rPr>
           <w:rFonts w:eastAsia="宋体"/>
@@ -7879,7 +7914,6 @@
         </w:rPr>
         <w:t>.m</w:t>
       </w:r>
-      <w:proofErr w:type="spellEnd"/>
       <w:r>
         <w:rPr>
           <w:rFonts w:eastAsia="宋体" w:hint="eastAsia"/>
@@ -7900,6 +7934,7 @@
       <w:r>
         <w:rPr>
           <w:rFonts w:eastAsia="宋体"/>
+          <w:noProof/>
           <w:lang w:val="en-GB"/>
         </w:rPr>
         <mc:AlternateContent>
@@ -8009,6 +8044,7 @@
       <w:r>
         <w:rPr>
           <w:rFonts w:eastAsia="宋体" w:hint="eastAsia"/>
+          <w:noProof/>
           <w:lang w:val="en-GB"/>
         </w:rPr>
         <mc:AlternateContent>
@@ -8098,6 +8134,7 @@
       <w:r>
         <w:rPr>
           <w:rFonts w:eastAsia="宋体"/>
+          <w:noProof/>
           <w:lang w:val="en-GB"/>
         </w:rPr>
         <mc:AlternateContent>
@@ -8185,6 +8222,7 @@
       <w:r>
         <w:rPr>
           <w:rFonts w:ascii="Times New Roman" w:hAnsi="Times New Roman" w:cs="Times New Roman" w:hint="eastAsia"/>
+          <w:noProof/>
           <w:sz w:val="24"/>
           <w:szCs w:val="24"/>
           <w:lang w:eastAsia="zh-CN"/>
@@ -8298,6 +8336,7 @@
       <w:r>
         <w:rPr>
           <w:rFonts w:ascii="Times New Roman" w:hAnsi="Times New Roman" w:cs="Times New Roman"/>
+          <w:noProof/>
           <w:sz w:val="24"/>
           <w:szCs w:val="24"/>
           <w:lang w:eastAsia="zh-CN"/>
@@ -8387,6 +8426,7 @@
       <w:r>
         <w:rPr>
           <w:rFonts w:ascii="Times New Roman" w:hAnsi="Times New Roman" w:cs="Times New Roman" w:hint="eastAsia"/>
+          <w:noProof/>
           <w:sz w:val="24"/>
           <w:szCs w:val="24"/>
           <w:lang w:eastAsia="zh-CN"/>
@@ -8492,6 +8532,7 @@
       <w:r>
         <w:rPr>
           <w:rFonts w:ascii="Times New Roman" w:hAnsi="Times New Roman" w:cs="Times New Roman"/>
+          <w:noProof/>
           <w:sz w:val="24"/>
           <w:szCs w:val="24"/>
           <w:lang w:eastAsia="zh-CN"/>
@@ -8581,6 +8622,7 @@
       <w:r>
         <w:rPr>
           <w:rFonts w:ascii="Times New Roman" w:hAnsi="Times New Roman" w:cs="Times New Roman"/>
+          <w:noProof/>
           <w:sz w:val="24"/>
           <w:szCs w:val="24"/>
           <w:lang w:eastAsia="zh-CN"/>
@@ -8699,6 +8741,7 @@
       <w:r>
         <w:rPr>
           <w:rFonts w:ascii="Times New Roman" w:hAnsi="Times New Roman" w:cs="Times New Roman" w:hint="eastAsia"/>
+          <w:noProof/>
           <w:sz w:val="24"/>
           <w:szCs w:val="24"/>
           <w:lang w:eastAsia="zh-CN"/>
@@ -8774,6 +8817,7 @@
       <w:r>
         <w:rPr>
           <w:rFonts w:ascii="Times New Roman" w:hAnsi="Times New Roman" w:cs="Times New Roman"/>
+          <w:noProof/>
           <w:sz w:val="24"/>
           <w:szCs w:val="24"/>
           <w:lang w:eastAsia="zh-CN"/>
@@ -8854,7 +8898,7 @@
         <w:spacing w:line="259" w:lineRule="auto"/>
         <w:jc w:val="center"/>
         <w:rPr>
-          <w:rFonts w:ascii="Times New Roman" w:hAnsi="Times New Roman" w:cs="Times New Roman" w:hint="eastAsia"/>
+          <w:rFonts w:ascii="Times New Roman" w:hAnsi="Times New Roman" w:cs="Times New Roman"/>
           <w:sz w:val="24"/>
           <w:szCs w:val="24"/>
           <w:lang w:eastAsia="zh-CN"/>
@@ -8884,6 +8928,7 @@
       <w:r>
         <w:rPr>
           <w:rFonts w:ascii="Times New Roman" w:hAnsi="Times New Roman" w:cs="Times New Roman"/>
+          <w:noProof/>
           <w:sz w:val="24"/>
           <w:szCs w:val="24"/>
           <w:lang w:eastAsia="zh-CN"/>
@@ -8961,6 +9006,7 @@
       <w:r>
         <w:rPr>
           <w:rFonts w:ascii="Times New Roman" w:hAnsi="Times New Roman" w:cs="Times New Roman" w:hint="eastAsia"/>
+          <w:noProof/>
           <w:sz w:val="24"/>
           <w:szCs w:val="24"/>
           <w:lang w:eastAsia="zh-CN"/>
@@ -9073,6 +9119,7 @@
       <w:r>
         <w:rPr>
           <w:rFonts w:ascii="Times New Roman" w:hAnsi="Times New Roman" w:cs="Times New Roman" w:hint="eastAsia"/>
+          <w:noProof/>
           <w:sz w:val="24"/>
           <w:szCs w:val="24"/>
           <w:lang w:eastAsia="zh-CN"/>
@@ -9169,6 +9216,7 @@
       <w:r>
         <w:rPr>
           <w:rFonts w:ascii="Times New Roman" w:hAnsi="Times New Roman" w:cs="Times New Roman"/>
+          <w:noProof/>
           <w:sz w:val="24"/>
           <w:szCs w:val="24"/>
           <w:lang w:eastAsia="zh-CN"/>
@@ -9306,6 +9354,7 @@
       <w:r>
         <w:rPr>
           <w:rFonts w:ascii="Times New Roman" w:hAnsi="Times New Roman" w:cs="Times New Roman" w:hint="eastAsia"/>
+          <w:noProof/>
           <w:sz w:val="24"/>
           <w:szCs w:val="24"/>
           <w:lang w:eastAsia="zh-CN"/>
@@ -9402,6 +9451,7 @@
       <w:r>
         <w:rPr>
           <w:rFonts w:ascii="Times New Roman" w:hAnsi="Times New Roman" w:cs="Times New Roman"/>
+          <w:noProof/>
           <w:sz w:val="24"/>
           <w:szCs w:val="24"/>
           <w:lang w:eastAsia="zh-CN"/>
@@ -9560,6 +9610,7 @@
       <w:r>
         <w:rPr>
           <w:rFonts w:ascii="Times New Roman" w:hAnsi="Times New Roman" w:cs="Times New Roman" w:hint="eastAsia"/>
+          <w:noProof/>
           <w:sz w:val="24"/>
           <w:szCs w:val="24"/>
           <w:lang w:eastAsia="zh-CN"/>
@@ -9656,6 +9707,7 @@
       <w:r>
         <w:rPr>
           <w:rFonts w:ascii="Times New Roman" w:hAnsi="Times New Roman" w:cs="Times New Roman"/>
+          <w:noProof/>
           <w:sz w:val="24"/>
           <w:szCs w:val="24"/>
           <w:lang w:eastAsia="zh-CN"/>
@@ -9745,6 +9797,7 @@
       <w:r>
         <w:rPr>
           <w:rFonts w:ascii="Times New Roman" w:hAnsi="Times New Roman" w:cs="Times New Roman" w:hint="eastAsia"/>
+          <w:noProof/>
           <w:sz w:val="24"/>
           <w:szCs w:val="24"/>
           <w:lang w:eastAsia="zh-CN"/>
@@ -9861,6 +9914,7 @@
       <w:r>
         <w:rPr>
           <w:rFonts w:ascii="Times New Roman" w:hAnsi="Times New Roman" w:cs="Times New Roman" w:hint="eastAsia"/>
+          <w:noProof/>
           <w:sz w:val="24"/>
           <w:szCs w:val="24"/>
           <w:lang w:eastAsia="zh-CN"/>
@@ -9934,6 +9988,7 @@
       <w:r>
         <w:rPr>
           <w:rFonts w:ascii="Times New Roman" w:hAnsi="Times New Roman" w:cs="Times New Roman"/>
+          <w:noProof/>
           <w:sz w:val="24"/>
           <w:szCs w:val="24"/>
           <w:lang w:eastAsia="zh-CN"/>
@@ -10025,6 +10080,7 @@
       <w:r>
         <w:rPr>
           <w:rFonts w:eastAsia="宋体" w:hint="eastAsia"/>
+          <w:noProof/>
           <w:lang w:val="en-GB"/>
         </w:rPr>
         <mc:AlternateContent>
@@ -10100,6 +10156,7 @@
       <w:r>
         <w:rPr>
           <w:rFonts w:eastAsia="宋体" w:hint="eastAsia"/>
+          <w:noProof/>
           <w:lang w:val="en-GB"/>
         </w:rPr>
         <mc:AlternateContent>
@@ -10194,6 +10251,7 @@
       <w:r>
         <w:rPr>
           <w:rFonts w:eastAsia="宋体"/>
+          <w:noProof/>
           <w:lang w:val="en-GB"/>
         </w:rPr>
         <mc:AlternateContent>
@@ -10270,11 +10328,7 @@
           </mc:Choice>
           <mc:Fallback>
             <w:pict>
-              <v:shapetype w14:anchorId="7E5B0EC0" id="_x0000_t202" coordsize="21600,21600" o:spt="202" path="m,l,21600r21600,l21600,xe">
-                <v:stroke joinstyle="miter"/>
-                <v:path gradientshapeok="t" o:connecttype="rect"/>
-              </v:shapetype>
-              <v:shape id="_x0000_s1036" type="#_x0000_t202" style="position:absolute;left:0;text-align:left;margin-left:405.2pt;margin-top:-13.8pt;width:36.1pt;height:21.2pt;z-index:251819008;visibility:visible;mso-wrap-style:square;mso-width-percent:0;mso-height-percent:0;mso-wrap-distance-left:9pt;mso-wrap-distance-top:3.6pt;mso-wrap-distance-right:9pt;mso-wrap-distance-bottom:3.6pt;mso-position-horizontal:absolute;mso-position-horizontal-relative:text;mso-position-vertical:absolute;mso-position-vertical-relative:text;mso-width-percent:0;mso-height-percent:0;mso-width-relative:margin;mso-height-relative:margin;v-text-anchor:top" o:gfxdata="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" strokecolor="white [3212]">
+              <v:shape w14:anchorId="7E5B0EC0" id="_x0000_s1036" type="#_x0000_t202" style="position:absolute;left:0;text-align:left;margin-left:405.2pt;margin-top:-13.8pt;width:36.1pt;height:21.2pt;z-index:251819008;visibility:visible;mso-wrap-style:square;mso-width-percent:0;mso-height-percent:0;mso-wrap-distance-left:9pt;mso-wrap-distance-top:3.6pt;mso-wrap-distance-right:9pt;mso-wrap-distance-bottom:3.6pt;mso-position-horizontal:absolute;mso-position-horizontal-relative:text;mso-position-vertical:absolute;mso-position-vertical-relative:text;mso-width-percent:0;mso-height-percent:0;mso-width-relative:margin;mso-height-relative:margin;v-text-anchor:top" o:gfxdata="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" strokecolor="white [3212]">
                 <v:textbox>
                   <w:txbxContent>
                     <w:p>
@@ -10306,6 +10360,7 @@
       <w:r>
         <w:rPr>
           <w:rFonts w:eastAsia="宋体"/>
+          <w:noProof/>
           <w:lang w:val="en-GB"/>
         </w:rPr>
         <mc:AlternateContent>
@@ -10384,11 +10439,6 @@
                 <v:textbox>
                   <w:txbxContent>
                     <w:p>
-                      <w:pPr>
-                        <w:rPr>
-                          <w:rFonts w:hint="eastAsia"/>
-                        </w:rPr>
-                      </w:pPr>
                       <w:r>
                         <w:rPr>
                           <w:rFonts w:hint="eastAsia"/>
@@ -10418,6 +10468,7 @@
       <w:r>
         <w:rPr>
           <w:rFonts w:eastAsia="宋体"/>
+          <w:noProof/>
           <w:lang w:val="en-GB"/>
         </w:rPr>
         <mc:AlternateContent>
@@ -10503,6 +10554,7 @@
       <w:r>
         <w:rPr>
           <w:rFonts w:eastAsia="宋体" w:hint="eastAsia"/>
+          <w:noProof/>
           <w:lang w:val="en-GB"/>
         </w:rPr>
         <mc:AlternateContent>
@@ -10596,21 +10648,12 @@
         </w:rPr>
         <w:t xml:space="preserve"> LED constantly and turn off </w:t>
       </w:r>
-      <w:proofErr w:type="spellStart"/>
       <w:r>
         <w:rPr>
           <w:rFonts w:eastAsia="宋体" w:hint="eastAsia"/>
           <w:lang w:val="en-GB"/>
         </w:rPr>
-        <w:t>off</w:t>
-      </w:r>
-      <w:proofErr w:type="spellEnd"/>
-      <w:r>
-        <w:rPr>
-          <w:rFonts w:eastAsia="宋体" w:hint="eastAsia"/>
-          <w:lang w:val="en-GB"/>
-        </w:rPr>
-        <w:t xml:space="preserve"> green and yellow </w:t>
+        <w:t xml:space="preserve">off green and yellow </w:t>
       </w:r>
       <w:r>
         <w:rPr>
@@ -10632,6 +10675,7 @@
       <w:r>
         <w:rPr>
           <w:rFonts w:eastAsia="宋体"/>
+          <w:noProof/>
           <w:lang w:val="en-GB"/>
         </w:rPr>
         <mc:AlternateContent>
@@ -10712,11 +10756,6 @@
                 <v:textbox>
                   <w:txbxContent>
                     <w:p>
-                      <w:pPr>
-                        <w:rPr>
-                          <w:rFonts w:hint="eastAsia"/>
-                        </w:rPr>
-                      </w:pPr>
                       <w:r>
                         <w:rPr>
                           <w:rFonts w:hint="eastAsia"/>
@@ -10735,6 +10774,7 @@
       <w:r>
         <w:rPr>
           <w:rFonts w:eastAsia="宋体"/>
+          <w:noProof/>
           <w:lang w:val="en-GB"/>
         </w:rPr>
         <mc:AlternateContent>
@@ -10820,6 +10860,7 @@
       <w:r>
         <w:rPr>
           <w:rFonts w:eastAsia="宋体" w:hint="eastAsia"/>
+          <w:noProof/>
           <w:lang w:val="en-GB"/>
         </w:rPr>
         <mc:AlternateContent>
@@ -10895,6 +10936,7 @@
       <w:r>
         <w:rPr>
           <w:rFonts w:eastAsia="宋体" w:hint="eastAsia"/>
+          <w:noProof/>
           <w:lang w:val="en-GB"/>
         </w:rPr>
         <mc:AlternateContent>
@@ -10992,6 +11034,7 @@
       <w:r>
         <w:rPr>
           <w:rFonts w:eastAsia="宋体"/>
+          <w:noProof/>
           <w:lang w:val="en-GB"/>
         </w:rPr>
         <mc:AlternateContent>
@@ -11070,11 +11113,6 @@
                 <v:textbox>
                   <w:txbxContent>
                     <w:p>
-                      <w:pPr>
-                        <w:rPr>
-                          <w:rFonts w:hint="eastAsia"/>
-                        </w:rPr>
-                      </w:pPr>
                       <w:r>
                         <w:rPr>
                           <w:rFonts w:hint="eastAsia"/>
@@ -11104,6 +11142,7 @@
       <w:r>
         <w:rPr>
           <w:rFonts w:eastAsia="宋体"/>
+          <w:noProof/>
           <w:lang w:val="en-GB"/>
         </w:rPr>
         <mc:AlternateContent>
@@ -11189,6 +11228,7 @@
       <w:r>
         <w:rPr>
           <w:rFonts w:eastAsia="宋体" w:hint="eastAsia"/>
+          <w:noProof/>
           <w:lang w:val="en-GB"/>
         </w:rPr>
         <mc:AlternateContent>
@@ -11281,6 +11321,7 @@
       <w:r>
         <w:rPr>
           <w:rFonts w:eastAsia="宋体"/>
+          <w:noProof/>
           <w:lang w:val="en-GB"/>
         </w:rPr>
         <mc:AlternateContent>
@@ -11406,6 +11447,7 @@
       <w:r>
         <w:rPr>
           <w:rFonts w:ascii="Times New Roman" w:hAnsi="Times New Roman" w:cs="Times New Roman" w:hint="eastAsia"/>
+          <w:noProof/>
           <w:sz w:val="24"/>
           <w:szCs w:val="24"/>
           <w:lang w:eastAsia="zh-CN"/>
@@ -11481,6 +11523,7 @@
       <w:r>
         <w:rPr>
           <w:rFonts w:ascii="Times New Roman" w:hAnsi="Times New Roman" w:cs="Times New Roman"/>
+          <w:noProof/>
           <w:sz w:val="24"/>
           <w:szCs w:val="24"/>
           <w:lang w:eastAsia="zh-CN"/>
@@ -11561,11 +11604,6 @@
                 <v:textbox>
                   <w:txbxContent>
                     <w:p>
-                      <w:pPr>
-                        <w:rPr>
-                          <w:rFonts w:hint="eastAsia"/>
-                        </w:rPr>
-                      </w:pPr>
                       <w:r>
                         <w:rPr>
                           <w:rFonts w:hint="eastAsia"/>
@@ -11597,6 +11635,7 @@
       <w:r>
         <w:rPr>
           <w:rFonts w:ascii="Times New Roman" w:hAnsi="Times New Roman" w:cs="Times New Roman"/>
+          <w:noProof/>
           <w:sz w:val="24"/>
           <w:szCs w:val="24"/>
           <w:lang w:eastAsia="zh-CN"/>
@@ -11686,6 +11725,7 @@
       <w:r>
         <w:rPr>
           <w:rFonts w:ascii="Times New Roman" w:hAnsi="Times New Roman" w:cs="Times New Roman" w:hint="eastAsia"/>
+          <w:noProof/>
           <w:sz w:val="24"/>
           <w:szCs w:val="24"/>
           <w:lang w:eastAsia="zh-CN"/>
@@ -11847,6 +11887,7 @@
       <w:r>
         <w:rPr>
           <w:rFonts w:ascii="Times New Roman" w:hAnsi="Times New Roman" w:cs="Times New Roman" w:hint="eastAsia"/>
+          <w:noProof/>
           <w:sz w:val="24"/>
           <w:szCs w:val="24"/>
           <w:lang w:eastAsia="zh-CN"/>
@@ -11934,6 +11975,7 @@
       <w:r>
         <w:rPr>
           <w:rFonts w:ascii="Times New Roman" w:hAnsi="Times New Roman" w:cs="Times New Roman"/>
+          <w:noProof/>
           <w:sz w:val="24"/>
           <w:szCs w:val="24"/>
           <w:lang w:eastAsia="zh-CN"/>
@@ -12023,6 +12065,7 @@
       <w:r>
         <w:rPr>
           <w:rFonts w:ascii="Times New Roman" w:hAnsi="Times New Roman" w:cs="Times New Roman" w:hint="eastAsia"/>
+          <w:noProof/>
           <w:sz w:val="24"/>
           <w:szCs w:val="24"/>
           <w:lang w:eastAsia="zh-CN"/>
@@ -12167,6 +12210,7 @@
       <w:r>
         <w:rPr>
           <w:rFonts w:ascii="Times New Roman" w:hAnsi="Times New Roman" w:cs="Times New Roman"/>
+          <w:noProof/>
           <w:sz w:val="24"/>
           <w:szCs w:val="24"/>
           <w:lang w:eastAsia="zh-CN"/>
@@ -12247,21 +12291,51 @@
         <w:spacing w:line="259" w:lineRule="auto"/>
         <w:jc w:val="center"/>
         <w:rPr>
+          <w:rFonts w:ascii="Times New Roman" w:hAnsi="Times New Roman" w:cs="Times New Roman"/>
+          <w:sz w:val="24"/>
+          <w:szCs w:val="24"/>
+          <w:lang w:eastAsia="zh-CN"/>
+        </w:rPr>
+      </w:pPr>
+      <w:r>
+        <w:rPr>
+          <w:rFonts w:ascii="Times New Roman" w:hAnsi="Times New Roman" w:cs="Times New Roman"/>
+          <w:sz w:val="24"/>
+          <w:szCs w:val="24"/>
+          <w:lang w:eastAsia="zh-CN"/>
+        </w:rPr>
+        <w:t>P</w:t>
+      </w:r>
+      <w:r>
+        <w:rPr>
           <w:rFonts w:ascii="Times New Roman" w:hAnsi="Times New Roman" w:cs="Times New Roman" w:hint="eastAsia"/>
           <w:sz w:val="24"/>
           <w:szCs w:val="24"/>
           <w:lang w:eastAsia="zh-CN"/>
         </w:rPr>
-      </w:pPr>
-      <w:r>
-        <w:rPr>
-          <w:rFonts w:ascii="Times New Roman" w:hAnsi="Times New Roman" w:cs="Times New Roman"/>
-          <w:sz w:val="24"/>
-          <w:szCs w:val="24"/>
-          <w:lang w:eastAsia="zh-CN"/>
-        </w:rPr>
-        <w:t>P</w:t>
-      </w:r>
+        <w:t>ause for sample interval (1 seconds).</w:t>
+      </w:r>
+    </w:p>
+    <w:p>
+      <w:pPr>
+        <w:rPr>
+          <w:rFonts w:ascii="Times New Roman" w:hAnsi="Times New Roman" w:cs="Times New Roman"/>
+          <w:sz w:val="24"/>
+          <w:szCs w:val="24"/>
+          <w:lang w:eastAsia="zh-CN"/>
+        </w:rPr>
+      </w:pPr>
+    </w:p>
+    <w:p>
+      <w:pPr>
+        <w:spacing w:line="259" w:lineRule="auto"/>
+        <w:rPr>
+          <w:rFonts w:ascii="Times New Roman" w:hAnsi="Times New Roman" w:cs="Times New Roman"/>
+          <w:sz w:val="24"/>
+          <w:szCs w:val="24"/>
+          <w:lang w:eastAsia="zh-CN"/>
+        </w:rPr>
+      </w:pPr>
       <w:r>
         <w:rPr>
           <w:rFonts w:ascii="Times New Roman" w:hAnsi="Times New Roman" w:cs="Times New Roman" w:hint="eastAsia"/>
@@ -12269,16 +12343,245 @@
           <w:szCs w:val="24"/>
           <w:lang w:eastAsia="zh-CN"/>
         </w:rPr>
-        <w:t>ause for sample interval (1 seconds).</w:t>
-      </w:r>
-    </w:p>
-    <w:p>
-      <w:pPr>
-        <w:rPr>
-          <w:rFonts w:ascii="Times New Roman" w:hAnsi="Times New Roman" w:cs="Times New Roman"/>
-          <w:sz w:val="24"/>
-          <w:szCs w:val="24"/>
-          <w:lang w:eastAsia="zh-CN"/>
+        <w:t>e</w:t>
+      </w:r>
+      <w:r>
+        <w:rPr>
+          <w:rFonts w:ascii="Times New Roman" w:hAnsi="Times New Roman" w:cs="Times New Roman" w:hint="eastAsia"/>
+          <w:sz w:val="24"/>
+          <w:szCs w:val="24"/>
+          <w:lang w:eastAsia="zh-CN"/>
+        </w:rPr>
+        <w:t xml:space="preserve">) </w:t>
+      </w:r>
+      <w:r>
+        <w:rPr>
+          <w:rFonts w:ascii="Times New Roman" w:hAnsi="Times New Roman" w:cs="Times New Roman"/>
+          <w:sz w:val="24"/>
+          <w:szCs w:val="24"/>
+          <w:lang w:eastAsia="zh-CN"/>
+        </w:rPr>
+        <w:t>Short Function Documentation for MATLAB doc command</w:t>
+      </w:r>
+      <w:r>
+        <w:rPr>
+          <w:rFonts w:ascii="Times New Roman" w:hAnsi="Times New Roman" w:cs="Times New Roman" w:hint="eastAsia"/>
+          <w:sz w:val="24"/>
+          <w:szCs w:val="24"/>
+          <w:lang w:eastAsia="zh-CN"/>
+        </w:rPr>
+        <w:t>:</w:t>
+      </w:r>
+    </w:p>
+    <w:p>
+      <w:pPr>
+        <w:spacing w:line="259" w:lineRule="auto"/>
+        <w:rPr>
+          <w:rFonts w:ascii="Times New Roman" w:hAnsi="Times New Roman" w:cs="Times New Roman"/>
+          <w:sz w:val="24"/>
+          <w:szCs w:val="24"/>
+          <w:lang w:val="en-US" w:eastAsia="zh-CN"/>
+        </w:rPr>
+      </w:pPr>
+      <w:r>
+        <w:rPr>
+          <w:rFonts w:ascii="Times New Roman" w:hAnsi="Times New Roman" w:cs="Times New Roman"/>
+          <w:sz w:val="24"/>
+          <w:szCs w:val="24"/>
+          <w:lang w:val="en-US" w:eastAsia="zh-CN"/>
+        </w:rPr>
+        <w:t>% TEMP_PREDICTION Real-time temperature monitoring and prediction system</w:t>
+      </w:r>
+    </w:p>
+    <w:p>
+      <w:pPr>
+        <w:spacing w:line="259" w:lineRule="auto"/>
+        <w:rPr>
+          <w:rFonts w:ascii="Times New Roman" w:hAnsi="Times New Roman" w:cs="Times New Roman"/>
+          <w:sz w:val="24"/>
+          <w:szCs w:val="24"/>
+          <w:lang w:val="en-US" w:eastAsia="zh-CN"/>
+        </w:rPr>
+      </w:pPr>
+      <w:r>
+        <w:rPr>
+          <w:rFonts w:ascii="Times New Roman" w:hAnsi="Times New Roman" w:cs="Times New Roman"/>
+          <w:sz w:val="24"/>
+          <w:szCs w:val="24"/>
+          <w:lang w:val="en-US" w:eastAsia="zh-CN"/>
+        </w:rPr>
+        <w:t>% TEMP_PREDICTION(arduino) reads temperature from a thermistor connected</w:t>
+      </w:r>
+    </w:p>
+    <w:p>
+      <w:pPr>
+        <w:spacing w:line="259" w:lineRule="auto"/>
+        <w:rPr>
+          <w:rFonts w:ascii="Times New Roman" w:hAnsi="Times New Roman" w:cs="Times New Roman"/>
+          <w:sz w:val="24"/>
+          <w:szCs w:val="24"/>
+          <w:lang w:val="en-US" w:eastAsia="zh-CN"/>
+        </w:rPr>
+      </w:pPr>
+      <w:r>
+        <w:rPr>
+          <w:rFonts w:ascii="Times New Roman" w:hAnsi="Times New Roman" w:cs="Times New Roman"/>
+          <w:sz w:val="24"/>
+          <w:szCs w:val="24"/>
+          <w:lang w:val="en-US" w:eastAsia="zh-CN"/>
+        </w:rPr>
+        <w:t>% to analog pin A0, applies a 5-point moving average filter to reduce</w:t>
+      </w:r>
+    </w:p>
+    <w:p>
+      <w:pPr>
+        <w:spacing w:line="259" w:lineRule="auto"/>
+        <w:rPr>
+          <w:rFonts w:ascii="Times New Roman" w:hAnsi="Times New Roman" w:cs="Times New Roman"/>
+          <w:sz w:val="24"/>
+          <w:szCs w:val="24"/>
+          <w:lang w:val="en-US" w:eastAsia="zh-CN"/>
+        </w:rPr>
+      </w:pPr>
+      <w:r>
+        <w:rPr>
+          <w:rFonts w:ascii="Times New Roman" w:hAnsi="Times New Roman" w:cs="Times New Roman"/>
+          <w:sz w:val="24"/>
+          <w:szCs w:val="24"/>
+          <w:lang w:val="en-US" w:eastAsia="zh-CN"/>
+        </w:rPr>
+        <w:t>% noise, and calculates the real-time temperature change rate in °C/s.</w:t>
+      </w:r>
+    </w:p>
+    <w:p>
+      <w:pPr>
+        <w:spacing w:line="259" w:lineRule="auto"/>
+        <w:rPr>
+          <w:rFonts w:ascii="Times New Roman" w:hAnsi="Times New Roman" w:cs="Times New Roman"/>
+          <w:sz w:val="24"/>
+          <w:szCs w:val="24"/>
+          <w:lang w:val="en-US" w:eastAsia="zh-CN"/>
+        </w:rPr>
+      </w:pPr>
+      <w:r>
+        <w:rPr>
+          <w:rFonts w:ascii="Times New Roman" w:hAnsi="Times New Roman" w:cs="Times New Roman"/>
+          <w:sz w:val="24"/>
+          <w:szCs w:val="24"/>
+          <w:lang w:val="en-US" w:eastAsia="zh-CN"/>
+        </w:rPr>
+        <w:t>% It predicts the temperature 5 minutes ahead assuming constant rate.</w:t>
+      </w:r>
+    </w:p>
+    <w:p>
+      <w:pPr>
+        <w:spacing w:line="259" w:lineRule="auto"/>
+        <w:rPr>
+          <w:rFonts w:ascii="Times New Roman" w:hAnsi="Times New Roman" w:cs="Times New Roman"/>
+          <w:sz w:val="24"/>
+          <w:szCs w:val="24"/>
+          <w:lang w:val="en-US" w:eastAsia="zh-CN"/>
+        </w:rPr>
+      </w:pPr>
+      <w:r>
+        <w:rPr>
+          <w:rFonts w:ascii="Times New Roman" w:hAnsi="Times New Roman" w:cs="Times New Roman"/>
+          <w:sz w:val="24"/>
+          <w:szCs w:val="24"/>
+          <w:lang w:val="en-US" w:eastAsia="zh-CN"/>
+        </w:rPr>
+        <w:lastRenderedPageBreak/>
+        <w:t>% LED indicators: GREEN (stable), YELLOW (fast cooling &lt; -4°C/min),</w:t>
+      </w:r>
+    </w:p>
+    <w:p>
+      <w:pPr>
+        <w:spacing w:line="259" w:lineRule="auto"/>
+        <w:rPr>
+          <w:rFonts w:ascii="Times New Roman" w:hAnsi="Times New Roman" w:cs="Times New Roman"/>
+          <w:sz w:val="24"/>
+          <w:szCs w:val="24"/>
+          <w:lang w:val="en-US" w:eastAsia="zh-CN"/>
+        </w:rPr>
+      </w:pPr>
+      <w:r>
+        <w:rPr>
+          <w:rFonts w:ascii="Times New Roman" w:hAnsi="Times New Roman" w:cs="Times New Roman"/>
+          <w:sz w:val="24"/>
+          <w:szCs w:val="24"/>
+          <w:lang w:val="en-US" w:eastAsia="zh-CN"/>
+        </w:rPr>
+        <w:t>% RED (fast heating &gt; +4°C/min). Outputs current temp, rate, and</w:t>
+      </w:r>
+    </w:p>
+    <w:p>
+      <w:pPr>
+        <w:spacing w:line="259" w:lineRule="auto"/>
+        <w:rPr>
+          <w:rFonts w:ascii="Times New Roman" w:hAnsi="Times New Roman" w:cs="Times New Roman"/>
+          <w:sz w:val="24"/>
+          <w:szCs w:val="24"/>
+          <w:lang w:val="en-US" w:eastAsia="zh-CN"/>
+        </w:rPr>
+      </w:pPr>
+      <w:r>
+        <w:rPr>
+          <w:rFonts w:ascii="Times New Roman" w:hAnsi="Times New Roman" w:cs="Times New Roman"/>
+          <w:sz w:val="24"/>
+          <w:szCs w:val="24"/>
+          <w:lang w:val="en-US" w:eastAsia="zh-CN"/>
+        </w:rPr>
+        <w:t>% prediction to the command window every second.</w:t>
+      </w:r>
+    </w:p>
+    <w:p>
+      <w:pPr>
+        <w:spacing w:line="259" w:lineRule="auto"/>
+        <w:rPr>
+          <w:rFonts w:ascii="Times New Roman" w:hAnsi="Times New Roman" w:cs="Times New Roman"/>
+          <w:sz w:val="24"/>
+          <w:szCs w:val="24"/>
+          <w:lang w:val="en-US" w:eastAsia="zh-CN"/>
+        </w:rPr>
+      </w:pPr>
+      <w:r>
+        <w:rPr>
+          <w:rFonts w:ascii="Times New Roman" w:hAnsi="Times New Roman" w:cs="Times New Roman"/>
+          <w:sz w:val="24"/>
+          <w:szCs w:val="24"/>
+          <w:lang w:val="en-US" w:eastAsia="zh-CN"/>
+        </w:rPr>
+        <w:t>% Connections: GREEN=D9, YELLOW=D10, RED=D11, Thermistor=A0.</w:t>
+      </w:r>
+    </w:p>
+    <w:p>
+      <w:pPr>
+        <w:spacing w:line="259" w:lineRule="auto"/>
+        <w:rPr>
+          <w:rFonts w:ascii="Times New Roman" w:hAnsi="Times New Roman" w:cs="Times New Roman"/>
+          <w:sz w:val="24"/>
+          <w:szCs w:val="24"/>
+          <w:lang w:val="en-US" w:eastAsia="zh-CN"/>
+        </w:rPr>
+      </w:pPr>
+      <w:r>
+        <w:rPr>
+          <w:rFonts w:ascii="Times New Roman" w:hAnsi="Times New Roman" w:cs="Times New Roman"/>
+          <w:sz w:val="24"/>
+          <w:szCs w:val="24"/>
+          <w:lang w:val="en-US" w:eastAsia="zh-CN"/>
+        </w:rPr>
+        <w:t>% Input: a - Arduino connection object.</w:t>
+      </w:r>
+    </w:p>
+    <w:p>
+      <w:pPr>
+        <w:spacing w:line="259" w:lineRule="auto"/>
+        <w:rPr>
+          <w:rFonts w:ascii="Times New Roman" w:hAnsi="Times New Roman" w:cs="Times New Roman"/>
+          <w:sz w:val="24"/>
+          <w:szCs w:val="24"/>
+          <w:lang w:val="en-US" w:eastAsia="zh-CN"/>
         </w:rPr>
       </w:pPr>
     </w:p>
@@ -12339,7 +12642,6 @@
         </w:rPr>
         <w:t xml:space="preserve">ask </w:t>
       </w:r>
-      <w:proofErr w:type="gramStart"/>
       <w:r>
         <w:rPr>
           <w:rFonts w:hint="eastAsia"/>
@@ -12374,20 +12676,7 @@
           <w:szCs w:val="32"/>
           <w:lang w:eastAsia="zh-CN"/>
         </w:rPr>
-        <w:t>reflective</w:t>
-      </w:r>
-      <w:proofErr w:type="gramEnd"/>
-      <w:r>
-        <w:rPr>
-          <w:rFonts w:hint="eastAsia"/>
-          <w:b/>
-          <w:bCs/>
-          <w:color w:val="000000" w:themeColor="text1"/>
-          <w:sz w:val="32"/>
-          <w:szCs w:val="32"/>
-          <w:lang w:eastAsia="zh-CN"/>
-        </w:rPr>
-        <w:t xml:space="preserve"> statement</w:t>
+        <w:t>reflective statement</w:t>
       </w:r>
     </w:p>
     <w:p>
@@ -12419,14 +12708,188 @@
       <w:pPr>
         <w:spacing w:line="259" w:lineRule="auto"/>
         <w:rPr>
-          <w:b/>
-          <w:bCs/>
-          <w:color w:val="000000" w:themeColor="text1"/>
-          <w:sz w:val="28"/>
-          <w:szCs w:val="28"/>
-          <w:lang w:eastAsia="zh-CN"/>
-        </w:rPr>
-      </w:pPr>
+          <w:rFonts w:ascii="Times New Roman" w:hAnsi="Times New Roman" w:cs="Times New Roman"/>
+          <w:sz w:val="24"/>
+          <w:szCs w:val="24"/>
+          <w:lang w:eastAsia="zh-CN"/>
+        </w:rPr>
+      </w:pPr>
+      <w:r>
+        <w:rPr>
+          <w:rFonts w:ascii="Times New Roman" w:hAnsi="Times New Roman" w:cs="Times New Roman"/>
+          <w:sz w:val="24"/>
+          <w:szCs w:val="24"/>
+          <w:lang w:eastAsia="zh-CN"/>
+        </w:rPr>
+        <w:t>The first challenge involved mastering GitHub to support effective project version control and management</w:t>
+      </w:r>
+      <w:r>
+        <w:rPr>
+          <w:rFonts w:ascii="Times New Roman" w:hAnsi="Times New Roman" w:cs="Times New Roman" w:hint="eastAsia"/>
+          <w:sz w:val="24"/>
+          <w:szCs w:val="24"/>
+          <w:lang w:eastAsia="zh-CN"/>
+        </w:rPr>
+        <w:t xml:space="preserve"> </w:t>
+      </w:r>
+      <w:r>
+        <w:rPr>
+          <w:rFonts w:ascii="Times New Roman" w:hAnsi="Times New Roman" w:cs="Times New Roman"/>
+          <w:sz w:val="24"/>
+          <w:szCs w:val="24"/>
+          <w:lang w:eastAsia="zh-CN"/>
+        </w:rPr>
+        <w:t>throughout the development process.</w:t>
+      </w:r>
+      <w:r>
+        <w:rPr>
+          <w:rFonts w:ascii="Times New Roman" w:hAnsi="Times New Roman" w:cs="Times New Roman" w:hint="eastAsia"/>
+          <w:sz w:val="24"/>
+          <w:szCs w:val="24"/>
+          <w:lang w:eastAsia="zh-CN"/>
+        </w:rPr>
+        <w:t xml:space="preserve"> </w:t>
+      </w:r>
+      <w:r>
+        <w:rPr>
+          <w:rFonts w:ascii="Times New Roman" w:hAnsi="Times New Roman" w:cs="Times New Roman"/>
+          <w:sz w:val="24"/>
+          <w:szCs w:val="24"/>
+          <w:lang w:eastAsia="zh-CN"/>
+        </w:rPr>
+        <w:t xml:space="preserve">Establishing </w:t>
+      </w:r>
+      <w:r>
+        <w:rPr>
+          <w:rFonts w:ascii="Times New Roman" w:hAnsi="Times New Roman" w:cs="Times New Roman" w:hint="eastAsia"/>
+          <w:sz w:val="24"/>
+          <w:szCs w:val="24"/>
+          <w:lang w:eastAsia="zh-CN"/>
+        </w:rPr>
+        <w:t>stable</w:t>
+      </w:r>
+      <w:r>
+        <w:rPr>
+          <w:rFonts w:ascii="Times New Roman" w:hAnsi="Times New Roman" w:cs="Times New Roman"/>
+          <w:sz w:val="24"/>
+          <w:szCs w:val="24"/>
+          <w:lang w:eastAsia="zh-CN"/>
+        </w:rPr>
+        <w:t xml:space="preserve"> communication between Arduino and MATLAB on a macOS device presented connectivity issues. The reliance on a Type</w:t>
+      </w:r>
+      <w:r>
+        <w:rPr>
+          <w:rFonts w:ascii="Times New Roman" w:hAnsi="Times New Roman" w:cs="Times New Roman"/>
+          <w:sz w:val="24"/>
+          <w:szCs w:val="24"/>
+          <w:lang w:eastAsia="zh-CN"/>
+        </w:rPr>
+        <w:noBreakHyphen/>
+        <w:t>C adapter frequently resulted in failed port detection and interrupted hardware links</w:t>
+      </w:r>
+      <w:r>
+        <w:rPr>
+          <w:rFonts w:ascii="Times New Roman" w:hAnsi="Times New Roman" w:cs="Times New Roman" w:hint="eastAsia"/>
+          <w:sz w:val="24"/>
+          <w:szCs w:val="24"/>
+          <w:lang w:eastAsia="zh-CN"/>
+        </w:rPr>
+        <w:t>.</w:t>
+      </w:r>
+      <w:r>
+        <w:rPr>
+          <w:rFonts w:ascii="Times New Roman" w:hAnsi="Times New Roman" w:cs="Times New Roman"/>
+          <w:sz w:val="24"/>
+          <w:szCs w:val="24"/>
+          <w:lang w:eastAsia="zh-CN"/>
+        </w:rPr>
+        <w:t xml:space="preserve"> </w:t>
+      </w:r>
+      <w:r>
+        <w:rPr>
+          <w:rFonts w:ascii="Times New Roman" w:hAnsi="Times New Roman" w:cs="Times New Roman"/>
+          <w:sz w:val="24"/>
+          <w:szCs w:val="24"/>
+          <w:lang w:eastAsia="zh-CN"/>
+        </w:rPr>
+        <w:t xml:space="preserve">The hardest part in coding was filtering </w:t>
+      </w:r>
+      <w:r>
+        <w:rPr>
+          <w:rFonts w:ascii="Times New Roman" w:hAnsi="Times New Roman" w:cs="Times New Roman" w:hint="eastAsia"/>
+          <w:sz w:val="24"/>
+          <w:szCs w:val="24"/>
+          <w:lang w:eastAsia="zh-CN"/>
+        </w:rPr>
+        <w:t>temper</w:t>
+      </w:r>
+      <w:r>
+        <w:rPr>
+          <w:rFonts w:ascii="Times New Roman" w:hAnsi="Times New Roman" w:cs="Times New Roman" w:hint="eastAsia"/>
+          <w:sz w:val="24"/>
+          <w:szCs w:val="24"/>
+          <w:lang w:eastAsia="zh-CN"/>
+        </w:rPr>
+        <w:t>ature</w:t>
+      </w:r>
+      <w:r>
+        <w:rPr>
+          <w:rFonts w:ascii="Times New Roman" w:hAnsi="Times New Roman" w:cs="Times New Roman"/>
+          <w:sz w:val="24"/>
+          <w:szCs w:val="24"/>
+          <w:lang w:eastAsia="zh-CN"/>
+        </w:rPr>
+        <w:t xml:space="preserve"> sensor noise while preserving and smoothing the genuine medium</w:t>
+      </w:r>
+      <w:r>
+        <w:rPr>
+          <w:rFonts w:ascii="Times New Roman" w:hAnsi="Times New Roman" w:cs="Times New Roman"/>
+          <w:sz w:val="24"/>
+          <w:szCs w:val="24"/>
+          <w:lang w:eastAsia="zh-CN"/>
+        </w:rPr>
+        <w:noBreakHyphen/>
+        <w:t>term temperature trend</w:t>
+      </w:r>
+      <w:r>
+        <w:rPr>
+          <w:rFonts w:ascii="Times New Roman" w:hAnsi="Times New Roman" w:cs="Times New Roman" w:hint="eastAsia"/>
+          <w:sz w:val="24"/>
+          <w:szCs w:val="24"/>
+          <w:lang w:eastAsia="zh-CN"/>
+        </w:rPr>
+        <w:t xml:space="preserve"> </w:t>
+      </w:r>
+      <w:r>
+        <w:rPr>
+          <w:rFonts w:ascii="Times New Roman" w:hAnsi="Times New Roman" w:cs="Times New Roman"/>
+          <w:sz w:val="24"/>
+          <w:szCs w:val="24"/>
+          <w:lang w:eastAsia="zh-CN"/>
+        </w:rPr>
+        <w:t>in Task 3</w:t>
+      </w:r>
+      <w:r>
+        <w:rPr>
+          <w:rFonts w:ascii="Times New Roman" w:hAnsi="Times New Roman" w:cs="Times New Roman" w:hint="eastAsia"/>
+          <w:sz w:val="24"/>
+          <w:szCs w:val="24"/>
+          <w:lang w:eastAsia="zh-CN"/>
+        </w:rPr>
+        <w:t>,</w:t>
+      </w:r>
+      <w:r>
+        <w:t xml:space="preserve"> </w:t>
+      </w:r>
+      <w:r>
+        <w:rPr>
+          <w:rFonts w:ascii="Times New Roman" w:hAnsi="Times New Roman" w:cs="Times New Roman"/>
+          <w:sz w:val="24"/>
+          <w:szCs w:val="24"/>
+          <w:lang w:eastAsia="zh-CN"/>
+        </w:rPr>
+        <w:t>requiring careful algorithm design to balance stability and accuracy.</w:t>
+      </w:r>
     </w:p>
     <w:p>
       <w:pPr>
@@ -12457,6 +12920,98 @@
       <w:pPr>
         <w:spacing w:line="259" w:lineRule="auto"/>
         <w:rPr>
+          <w:rFonts w:ascii="Times New Roman" w:hAnsi="Times New Roman" w:cs="Times New Roman"/>
+          <w:sz w:val="24"/>
+          <w:szCs w:val="24"/>
+          <w:lang w:eastAsia="zh-CN"/>
+        </w:rPr>
+      </w:pPr>
+      <w:r>
+        <w:rPr>
+          <w:rFonts w:ascii="Times New Roman" w:hAnsi="Times New Roman" w:cs="Times New Roman"/>
+          <w:sz w:val="24"/>
+          <w:szCs w:val="24"/>
+          <w:lang w:eastAsia="zh-CN"/>
+        </w:rPr>
+        <w:t>The project features clean, well-organised code with detailed inline comments to enhance readability and comprehension. All scripts run correctly and achieve the required functions. Task 1 generates a clear temperature plot for visualisation and automatically exports formatted results into a text file. Each function includes short documentation to explain its purpose and usage, and the LED control system operates accurately based on temperature conditions. Task 2 implements a sliding window for real-time temperature monitoring, ensuring dynamic and up-to-date display.</w:t>
+      </w:r>
+      <w:r>
+        <w:rPr>
+          <w:rFonts w:ascii="Times New Roman" w:hAnsi="Times New Roman" w:cs="Times New Roman" w:hint="eastAsia"/>
+          <w:sz w:val="24"/>
+          <w:szCs w:val="24"/>
+          <w:lang w:eastAsia="zh-CN"/>
+        </w:rPr>
+        <w:t xml:space="preserve"> </w:t>
+      </w:r>
+      <w:r>
+        <w:rPr>
+          <w:rFonts w:ascii="Times New Roman" w:hAnsi="Times New Roman" w:cs="Times New Roman"/>
+          <w:sz w:val="24"/>
+          <w:szCs w:val="24"/>
+          <w:lang w:eastAsia="zh-CN"/>
+        </w:rPr>
+        <w:t>In Task 3, a median filtering algorithm is applied to reduce random noise from the sensor. A window size of 5 is chosen to balance real</w:t>
+      </w:r>
+      <w:r>
+        <w:rPr>
+          <w:rFonts w:ascii="MS Mincho" w:eastAsia="MS Mincho" w:hAnsi="MS Mincho" w:cs="MS Mincho" w:hint="eastAsia"/>
+          <w:sz w:val="24"/>
+          <w:szCs w:val="24"/>
+          <w:lang w:eastAsia="zh-CN"/>
+        </w:rPr>
+        <w:t>‑</w:t>
+      </w:r>
+      <w:r>
+        <w:rPr>
+          <w:rFonts w:ascii="Times New Roman" w:hAnsi="Times New Roman" w:cs="Times New Roman"/>
+          <w:sz w:val="24"/>
+          <w:szCs w:val="24"/>
+          <w:lang w:eastAsia="zh-CN"/>
+        </w:rPr>
+        <w:t>time responsiveness and signal stability, enabling the system to stabilise raw readings and compute reliable temperature change rates. This setup effectively removes short</w:t>
+      </w:r>
+      <w:r>
+        <w:rPr>
+          <w:rFonts w:ascii="MS Mincho" w:eastAsia="MS Mincho" w:hAnsi="MS Mincho" w:cs="MS Mincho" w:hint="eastAsia"/>
+          <w:sz w:val="24"/>
+          <w:szCs w:val="24"/>
+          <w:lang w:eastAsia="zh-CN"/>
+        </w:rPr>
+        <w:t>‑</w:t>
+      </w:r>
+      <w:r>
+        <w:rPr>
+          <w:rFonts w:ascii="Times New Roman" w:hAnsi="Times New Roman" w:cs="Times New Roman"/>
+          <w:sz w:val="24"/>
+          <w:szCs w:val="24"/>
+          <w:lang w:eastAsia="zh-CN"/>
+        </w:rPr>
+        <w:t>term fluctuations while preserving genuine medium</w:t>
+      </w:r>
+      <w:r>
+        <w:rPr>
+          <w:rFonts w:ascii="MS Mincho" w:eastAsia="MS Mincho" w:hAnsi="MS Mincho" w:cs="MS Mincho" w:hint="eastAsia"/>
+          <w:sz w:val="24"/>
+          <w:szCs w:val="24"/>
+          <w:lang w:eastAsia="zh-CN"/>
+        </w:rPr>
+        <w:t>‑</w:t>
+      </w:r>
+      <w:r>
+        <w:rPr>
+          <w:rFonts w:ascii="Times New Roman" w:hAnsi="Times New Roman" w:cs="Times New Roman"/>
+          <w:sz w:val="24"/>
+          <w:szCs w:val="24"/>
+          <w:lang w:eastAsia="zh-CN"/>
+        </w:rPr>
+        <w:t>term temperature trends.</w:t>
+      </w:r>
+    </w:p>
+    <w:p>
+      <w:pPr>
+        <w:spacing w:line="259" w:lineRule="auto"/>
+        <w:rPr>
           <w:b/>
           <w:bCs/>
           <w:color w:val="000000" w:themeColor="text1"/>
@@ -12482,6 +13037,56 @@
       <w:pPr>
         <w:spacing w:line="259" w:lineRule="auto"/>
         <w:rPr>
+          <w:rFonts w:ascii="Times New Roman" w:hAnsi="Times New Roman" w:cs="Times New Roman"/>
+          <w:sz w:val="24"/>
+          <w:szCs w:val="24"/>
+          <w:lang w:eastAsia="zh-CN"/>
+        </w:rPr>
+      </w:pPr>
+      <w:r>
+        <w:rPr>
+          <w:rFonts w:ascii="Times New Roman" w:hAnsi="Times New Roman" w:cs="Times New Roman"/>
+          <w:sz w:val="24"/>
+          <w:szCs w:val="24"/>
+          <w:lang w:eastAsia="zh-CN"/>
+        </w:rPr>
+        <w:t>The system relies on a simple constant</w:t>
+      </w:r>
+      <w:r>
+        <w:rPr>
+          <w:rFonts w:ascii="Times New Roman" w:hAnsi="Times New Roman" w:cs="Times New Roman"/>
+          <w:sz w:val="24"/>
+          <w:szCs w:val="24"/>
+          <w:lang w:eastAsia="zh-CN"/>
+        </w:rPr>
+        <w:noBreakHyphen/>
+        <w:t>rate prediction model, which leads to noticeable errors in real, changeable environments. It does not smooth the initial sensor data, resulting in unstable early readings. The filtering method is basic and cannot fully remove high</w:t>
+      </w:r>
+      <w:r>
+        <w:rPr>
+          <w:rFonts w:ascii="Times New Roman" w:hAnsi="Times New Roman" w:cs="Times New Roman"/>
+          <w:sz w:val="24"/>
+          <w:szCs w:val="24"/>
+          <w:lang w:eastAsia="zh-CN"/>
+        </w:rPr>
+        <w:noBreakHyphen/>
+        <w:t>frequency noise from the sensor. In addition, the infinite loop lacks a safe exit mechanism, making the system less convenient to operate and stop manually.</w:t>
+      </w:r>
+    </w:p>
+    <w:p>
+      <w:pPr>
+        <w:spacing w:line="259" w:lineRule="auto"/>
+        <w:rPr>
+          <w:b/>
+          <w:bCs/>
+          <w:color w:val="000000" w:themeColor="text1"/>
+          <w:sz w:val="28"/>
+          <w:szCs w:val="28"/>
+          <w:lang w:eastAsia="zh-CN"/>
+        </w:rPr>
+      </w:pPr>
+      <w:r>
+        <w:rPr>
           <w:rFonts w:hint="eastAsia"/>
           <w:b/>
           <w:bCs/>
@@ -12490,29 +13095,76 @@
           <w:szCs w:val="28"/>
           <w:lang w:eastAsia="zh-CN"/>
         </w:rPr>
-      </w:pPr>
-      <w:r>
-        <w:rPr>
-          <w:rFonts w:hint="eastAsia"/>
-          <w:b/>
-          <w:bCs/>
-          <w:color w:val="000000" w:themeColor="text1"/>
-          <w:sz w:val="28"/>
-          <w:szCs w:val="28"/>
-          <w:lang w:eastAsia="zh-CN"/>
-        </w:rPr>
         <w:t>Suggested future improvement</w:t>
       </w:r>
     </w:p>
     <w:p>
       <w:pPr>
         <w:rPr>
-          <w:rFonts w:ascii="Times New Roman" w:hAnsi="Times New Roman" w:cs="Times New Roman"/>
-          <w:sz w:val="24"/>
-          <w:szCs w:val="24"/>
-          <w:lang w:eastAsia="zh-CN"/>
-        </w:rPr>
-      </w:pPr>
+          <w:rFonts w:ascii="Times New Roman" w:hAnsi="Times New Roman" w:cs="Times New Roman" w:hint="eastAsia"/>
+          <w:sz w:val="24"/>
+          <w:szCs w:val="24"/>
+          <w:lang w:eastAsia="zh-CN"/>
+        </w:rPr>
+      </w:pPr>
+      <w:r>
+        <w:rPr>
+          <w:rFonts w:ascii="Times New Roman" w:hAnsi="Times New Roman" w:cs="Times New Roman"/>
+          <w:sz w:val="24"/>
+          <w:szCs w:val="24"/>
+          <w:lang w:eastAsia="zh-CN"/>
+        </w:rPr>
+        <w:t>To enhance system performance and reliability, the constant</w:t>
+      </w:r>
+      <w:r>
+        <w:rPr>
+          <w:rFonts w:ascii="Times New Roman" w:hAnsi="Times New Roman" w:cs="Times New Roman"/>
+          <w:sz w:val="24"/>
+          <w:szCs w:val="24"/>
+          <w:lang w:eastAsia="zh-CN"/>
+        </w:rPr>
+        <w:noBreakHyphen/>
+        <w:t>rate temperature prediction can be replaced with weighted linear regression to better capture dynamic thermal trends and reduce forecasting errors. A startup data stabilisation routine can be introduced to ignore or average the first five seconds of raw readings, eliminating unstable initial outputs. The basic median filter can be upgraded to a combined moving</w:t>
+      </w:r>
+      <w:r>
+        <w:rPr>
+          <w:rFonts w:ascii="Times New Roman" w:hAnsi="Times New Roman" w:cs="Times New Roman"/>
+          <w:sz w:val="24"/>
+          <w:szCs w:val="24"/>
+          <w:lang w:eastAsia="zh-CN"/>
+        </w:rPr>
+        <w:noBreakHyphen/>
+        <w:t>average and low</w:t>
+      </w:r>
+      <w:r>
+        <w:rPr>
+          <w:rFonts w:ascii="Times New Roman" w:hAnsi="Times New Roman" w:cs="Times New Roman"/>
+          <w:sz w:val="24"/>
+          <w:szCs w:val="24"/>
+          <w:lang w:eastAsia="zh-CN"/>
+        </w:rPr>
+        <w:noBreakHyphen/>
+        <w:t>pass filter to effectively suppress high</w:t>
+      </w:r>
+      <w:r>
+        <w:rPr>
+          <w:rFonts w:ascii="Times New Roman" w:hAnsi="Times New Roman" w:cs="Times New Roman"/>
+          <w:sz w:val="24"/>
+          <w:szCs w:val="24"/>
+          <w:lang w:eastAsia="zh-CN"/>
+        </w:rPr>
+        <w:noBreakHyphen/>
+        <w:t>frequency electrical noise. A keyboard interrupt callback function can be implemented in the infinite loop, enabling users to safely terminate the program by pressing a key</w:t>
+      </w:r>
+      <w:r>
+        <w:rPr>
+          <w:rFonts w:ascii="Times New Roman" w:hAnsi="Times New Roman" w:cs="Times New Roman" w:hint="eastAsia"/>
+          <w:sz w:val="24"/>
+          <w:szCs w:val="24"/>
+          <w:lang w:eastAsia="zh-CN"/>
+        </w:rPr>
+        <w:t>.</w:t>
+      </w:r>
     </w:p>
     <w:sectPr>
       <w:headerReference w:type="default" r:id="rId12"/>
@@ -12630,7 +13282,7 @@
                 </wp:anchor>
               </w:drawing>
             </mc:Choice>
-            <mc:Fallback xmlns:w16sdtfl="http://schemas.microsoft.com/office/word/2024/wordml/sdtformatlock" xmlns:w16du="http://schemas.microsoft.com/office/word/2023/wordml/word16du">
+            <mc:Fallback xmlns:w16du="http://schemas.microsoft.com/office/word/2023/wordml/word16du" xmlns:w16sdtfl="http://schemas.microsoft.com/office/word/2024/wordml/sdtformatlock">
               <w:pict>
                 <v:line w14:anchorId="68CAF598" id="Straight Connector 4" o:spid="_x0000_s1026" style="position:absolute;z-index:251658243;visibility:visible;mso-wrap-style:square;mso-wrap-distance-left:9pt;mso-wrap-distance-top:0;mso-wrap-distance-right:9pt;mso-wrap-distance-bottom:0;mso-position-horizontal:absolute;mso-position-horizontal-relative:text;mso-position-vertical:absolute;mso-position-vertical-relative:text" from="-.75pt,-10.2pt" to="454.5pt,-10.2pt" o:gfxdata="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" strokecolor="#4472c4 [3204]" strokeweight=".5pt">
                   <v:stroke joinstyle="miter"/>
@@ -13344,6 +13996,95 @@
       </w:rPr>
     </w:lvl>
   </w:abstractNum>
+  <w:abstractNum w:abstractNumId="4" w15:restartNumberingAfterBreak="0">
+    <w:nsid w:val="72AB5BC2"/>
+    <w:multiLevelType w:val="hybridMultilevel"/>
+    <w:tmpl w:val="33B64A74"/>
+    <w:lvl w:ilvl="0" w:tplc="04090017">
+      <w:start w:val="1"/>
+      <w:numFmt w:val="lowerLetter"/>
+      <w:lvlText w:val="%1)"/>
+      <w:lvlJc w:val="left"/>
+      <w:pPr>
+        <w:ind w:left="720" w:hanging="360"/>
+      </w:pPr>
+      <w:rPr>
+        <w:rFonts w:hint="default"/>
+      </w:rPr>
+    </w:lvl>
+    <w:lvl w:ilvl="1" w:tplc="04090019" w:tentative="1">
+      <w:start w:val="1"/>
+      <w:numFmt w:val="lowerLetter"/>
+      <w:lvlText w:val="%2."/>
+      <w:lvlJc w:val="left"/>
+      <w:pPr>
+        <w:ind w:left="1440" w:hanging="360"/>
+      </w:pPr>
+    </w:lvl>
+    <w:lvl w:ilvl="2" w:tplc="0409001B" w:tentative="1">
+      <w:start w:val="1"/>
+      <w:numFmt w:val="lowerRoman"/>
+      <w:lvlText w:val="%3."/>
+      <w:lvlJc w:val="right"/>
+      <w:pPr>
+        <w:ind w:left="2160" w:hanging="180"/>
+      </w:pPr>
+    </w:lvl>
+    <w:lvl w:ilvl="3" w:tplc="0409000F" w:tentative="1">
+      <w:start w:val="1"/>
+      <w:numFmt w:val="decimal"/>
+      <w:lvlText w:val="%4."/>
+      <w:lvlJc w:val="left"/>
+      <w:pPr>
+        <w:ind w:left="2880" w:hanging="360"/>
+      </w:pPr>
+    </w:lvl>
+    <w:lvl w:ilvl="4" w:tplc="04090019" w:tentative="1">
+      <w:start w:val="1"/>
+      <w:numFmt w:val="lowerLetter"/>
+      <w:lvlText w:val="%5."/>
+      <w:lvlJc w:val="left"/>
+      <w:pPr>
+        <w:ind w:left="3600" w:hanging="360"/>
+      </w:pPr>
+    </w:lvl>
+    <w:lvl w:ilvl="5" w:tplc="0409001B" w:tentative="1">
+      <w:start w:val="1"/>
+      <w:numFmt w:val="lowerRoman"/>
+      <w:lvlText w:val="%6."/>
+      <w:lvlJc w:val="right"/>
+      <w:pPr>
+        <w:ind w:left="4320" w:hanging="180"/>
+      </w:pPr>
+    </w:lvl>
+    <w:lvl w:ilvl="6" w:tplc="0409000F" w:tentative="1">
+      <w:start w:val="1"/>
+      <w:numFmt w:val="decimal"/>
+      <w:lvlText w:val="%7."/>
+      <w:lvlJc w:val="left"/>
+      <w:pPr>
+        <w:ind w:left="5040" w:hanging="360"/>
+      </w:pPr>
+    </w:lvl>
+    <w:lvl w:ilvl="7" w:tplc="04090019" w:tentative="1">
+      <w:start w:val="1"/>
+      <w:numFmt w:val="lowerLetter"/>
+      <w:lvlText w:val="%8."/>
+      <w:lvlJc w:val="left"/>
+      <w:pPr>
+        <w:ind w:left="5760" w:hanging="360"/>
+      </w:pPr>
+    </w:lvl>
+    <w:lvl w:ilvl="8" w:tplc="0409001B" w:tentative="1">
+      <w:start w:val="1"/>
+      <w:numFmt w:val="lowerRoman"/>
+      <w:lvlText w:val="%9."/>
+      <w:lvlJc w:val="right"/>
+      <w:pPr>
+        <w:ind w:left="6480" w:hanging="180"/>
+      </w:pPr>
+    </w:lvl>
+  </w:abstractNum>
   <w:num w:numId="1" w16cid:durableId="1827822957">
     <w:abstractNumId w:val="1"/>
   </w:num>
@@ -13355,6 +14096,9 @@
   </w:num>
   <w:num w:numId="4" w16cid:durableId="401878016">
     <w:abstractNumId w:val="3"/>
+  </w:num>
+  <w:num w:numId="5" w16cid:durableId="1647080419">
+    <w:abstractNumId w:val="4"/>
   </w:num>
 </w:numbering>
 </file>
